--- a/docs/PBI_RoleCopy_HowTo.docx
+++ b/docs/PBI_RoleCopy_HowTo.docx
@@ -434,15 +434,16 @@
       </w:pPr>
       <w:r>
         <w:rPr>
+          <w:rFonts w:ascii="Arial" w:hAnsi="Arial"/>
           <w:color w:val="1A1A2E"/>
+          <w:sz w:val="21"/>
         </w:rPr>
-        <w:t>Macro</w:t>
+        <w:t>Macro Actions add right-click menu items to Tabular Editor 2. Once installed, you can export and import roles, copy members between models, and preview changes — all via right-click. No script editor, no copy/paste.</w:t>
       </w:r>
       <w:r>
         <w:rPr>
           <w:color w:val="1A1A2E"/>
         </w:rPr>
-        <w:t xml:space="preserve"> Actions add right-click menu items to Tabular Editor 2. Once installed, you copy roles between Power BI models in two clicks — no script editor, no copy/paste.</w:t>
       </w:r>
     </w:p>
     <w:p>
@@ -630,7 +631,7 @@
                 <w:sz w:val="18"/>
                 <w:szCs w:val="18"/>
               </w:rPr>
-              <w:t xml:space="preserve">4 </w:t>
+              <w:t>5 Macro Actions</w:t>
             </w:r>
             <w:r>
               <w:rPr>
@@ -640,7 +641,6 @@
                 <w:sz w:val="18"/>
                 <w:szCs w:val="18"/>
               </w:rPr>
-              <w:t>Macro</w:t>
             </w:r>
             <w:r>
               <w:rPr>
@@ -650,7 +650,6 @@
                 <w:sz w:val="18"/>
                 <w:szCs w:val="18"/>
               </w:rPr>
-              <w:t xml:space="preserve"> Actions</w:t>
             </w:r>
           </w:p>
         </w:tc>
@@ -674,11 +673,12 @@
           <w:p>
             <w:r>
               <w:rPr>
+                <w:rFonts w:ascii="Arial" w:hAnsi="Arial"/>
                 <w:color w:val="333333"/>
-                <w:sz w:val="18"/>
-                <w:szCs w:val="18"/>
-              </w:rPr>
-              <w:t xml:space="preserve">Export All / Export Select / Import Standard / Import </w:t>
+                <w:sz w:val="20"/>
+                <w:szCs w:val="18"/>
+              </w:rPr>
+              <w:t>Export All / Export Select / Import Standard / Import Select+Diff / Merge Members Only</w:t>
             </w:r>
             <w:proofErr w:type="spellStart"/>
             <w:r>
@@ -687,7 +687,6 @@
                 <w:sz w:val="18"/>
                 <w:szCs w:val="18"/>
               </w:rPr>
-              <w:t>Select+Diff</w:t>
             </w:r>
             <w:proofErr w:type="spellEnd"/>
           </w:p>
@@ -952,11 +951,12 @@
           <w:p>
             <w:r>
               <w:rPr>
+                <w:rFonts w:ascii="Arial" w:hAnsi="Arial"/>
                 <w:color w:val="333333"/>
-                <w:sz w:val="18"/>
-                <w:szCs w:val="18"/>
-              </w:rPr>
-              <w:t>File picker, confirmation dialog, same-model check, audit log</w:t>
+                <w:sz w:val="20"/>
+                <w:szCs w:val="18"/>
+              </w:rPr>
+              <w:t>File picker, confirmation dialog, same-model check, diff view, dry run mode, member merge (not replace), audit log, missing-roles warning list</w:t>
             </w:r>
           </w:p>
         </w:tc>
@@ -7126,7 +7126,7 @@
           <w:sz w:val="19"/>
           <w:szCs w:val="19"/>
         </w:rPr>
-        <w:t xml:space="preserve">It should contain: 📤 Export to </w:t>
+        <w:t>It should contain 5 actions: 📤 Export to file · 📤 Export — Select roles · 📥 Import from file · 📥 Import — Select + Diff · 👥 Merge Members Only</w:t>
       </w:r>
       <w:proofErr w:type="gramStart"/>
       <w:r>
@@ -7135,7 +7135,6 @@
           <w:sz w:val="19"/>
           <w:szCs w:val="19"/>
         </w:rPr>
-        <w:t>file  and</w:t>
       </w:r>
       <w:proofErr w:type="gramEnd"/>
       <w:r>
@@ -7144,7 +7143,6 @@
           <w:sz w:val="19"/>
           <w:szCs w:val="19"/>
         </w:rPr>
-        <w:t xml:space="preserve">  📥 Import from file</w:t>
       </w:r>
     </w:p>
     <w:p>
@@ -16904,6 +16902,377 @@
     <w:p>
       <w:pPr>
         <w:pStyle w:val="Heading1"/>
+      </w:pPr>
+      <w:r>
+        <w:t>Part 5 — Merge Members Only</w:t>
+      </w:r>
+    </w:p>
+    <w:p>
+      <w:r>
+        <w:rPr>
+          <w:rFonts w:ascii="Arial" w:hAnsi="Arial"/>
+          <w:sz w:val="21"/>
+        </w:rPr>
+        <w:t>Use this when roles already exist in the target model and you only need to copy the members across — without touching the RLS DAX filters that are already set up correctly in the target.</w:t>
+      </w:r>
+    </w:p>
+    <w:p>
+      <w:r>
+        <w:rPr>
+          <w:rFonts w:ascii="Arial" w:hAnsi="Arial"/>
+          <w:b/>
+          <w:color w:val="1B5E20"/>
+          <w:sz w:val="21"/>
+        </w:rPr>
+        <w:t>Members are MERGED, not replaced: the target's existing members are kept, and only members from the source that aren't already there get added. Roles are matched by name.</w:t>
+      </w:r>
+    </w:p>
+    <w:p>
+      <w:pPr>
+        <w:pStyle w:val="Heading2"/>
+      </w:pPr>
+      <w:r>
+        <w:t>When to use this</w:t>
+      </w:r>
+    </w:p>
+    <w:p>
+      <w:pPr>
+        <w:pStyle w:val="ListParagraph"/>
+      </w:pPr>
+      <w:r>
+        <w:t>• Roles already created in the target model, members need assigning</w:t>
+      </w:r>
+    </w:p>
+    <w:p>
+      <w:pPr>
+        <w:pStyle w:val="ListParagraph"/>
+      </w:pPr>
+      <w:r>
+        <w:t>• You want to copy member assignments from one model to another by matching role name</w:t>
+      </w:r>
+    </w:p>
+    <w:p>
+      <w:pPr>
+        <w:pStyle w:val="ListParagraph"/>
+      </w:pPr>
+      <w:r>
+        <w:t>• You do NOT want to change the target's RLS DAX filter expressions</w:t>
+      </w:r>
+    </w:p>
+    <w:p>
+      <w:pPr>
+        <w:pStyle w:val="Heading2"/>
+      </w:pPr>
+      <w:r>
+        <w:t>Workflow</w:t>
+      </w:r>
+    </w:p>
+    <w:p>
+      <w:pPr>
+        <w:pStyle w:val="ListParagraph"/>
+      </w:pPr>
+      <w:r>
+        <w:rPr>
+          <w:rFonts w:ascii="Arial" w:hAnsi="Arial"/>
+          <w:b/>
+          <w:color w:val="F36F21"/>
+          <w:sz w:val="20"/>
+        </w:rPr>
+        <w:t xml:space="preserve">1.  </w:t>
+      </w:r>
+      <w:r>
+        <w:rPr>
+          <w:rFonts w:ascii="Arial" w:hAnsi="Arial"/>
+          <w:b/>
+          <w:sz w:val="20"/>
+        </w:rPr>
+        <w:t xml:space="preserve">Export from source — </w:t>
+      </w:r>
+      <w:r>
+        <w:rPr>
+          <w:rFonts w:ascii="Arial" w:hAnsi="Arial"/>
+          <w:color w:val="555555"/>
+          <w:sz w:val="20"/>
+        </w:rPr>
+        <w:t>Connect TE2 to source model → right-click → Copy Roles → 📤 Export to file. This file contains roles, members and RLS DAX.</w:t>
+      </w:r>
+    </w:p>
+    <w:p>
+      <w:pPr>
+        <w:pStyle w:val="ListParagraph"/>
+      </w:pPr>
+      <w:r>
+        <w:rPr>
+          <w:rFonts w:ascii="Arial" w:hAnsi="Arial"/>
+          <w:b/>
+          <w:color w:val="F36F21"/>
+          <w:sz w:val="20"/>
+        </w:rPr>
+        <w:t xml:space="preserve">2.  </w:t>
+      </w:r>
+      <w:r>
+        <w:rPr>
+          <w:rFonts w:ascii="Arial" w:hAnsi="Arial"/>
+          <w:b/>
+          <w:sz w:val="20"/>
+        </w:rPr>
+        <w:t xml:space="preserve">Connect to target — </w:t>
+      </w:r>
+      <w:r>
+        <w:rPr>
+          <w:rFonts w:ascii="Arial" w:hAnsi="Arial"/>
+          <w:color w:val="555555"/>
+          <w:sz w:val="20"/>
+        </w:rPr>
+        <w:t>File → Open → From DB → connect to the target model (where roles already exist).</w:t>
+      </w:r>
+    </w:p>
+    <w:p>
+      <w:pPr>
+        <w:pStyle w:val="ListParagraph"/>
+      </w:pPr>
+      <w:r>
+        <w:rPr>
+          <w:rFonts w:ascii="Arial" w:hAnsi="Arial"/>
+          <w:b/>
+          <w:color w:val="F36F21"/>
+          <w:sz w:val="20"/>
+        </w:rPr>
+        <w:t xml:space="preserve">3.  </w:t>
+      </w:r>
+      <w:r>
+        <w:rPr>
+          <w:rFonts w:ascii="Arial" w:hAnsi="Arial"/>
+          <w:b/>
+          <w:sz w:val="20"/>
+        </w:rPr>
+        <w:t xml:space="preserve">Run Merge Members — </w:t>
+      </w:r>
+      <w:r>
+        <w:rPr>
+          <w:rFonts w:ascii="Arial" w:hAnsi="Arial"/>
+          <w:color w:val="555555"/>
+          <w:sz w:val="20"/>
+        </w:rPr>
+        <w:t>Right-click model → Copy Roles → 👥 Merge Members Only.</w:t>
+      </w:r>
+    </w:p>
+    <w:p>
+      <w:pPr>
+        <w:pStyle w:val="ListParagraph"/>
+      </w:pPr>
+      <w:r>
+        <w:rPr>
+          <w:rFonts w:ascii="Arial" w:hAnsi="Arial"/>
+          <w:b/>
+          <w:color w:val="F36F21"/>
+          <w:sz w:val="20"/>
+        </w:rPr>
+        <w:t xml:space="preserve">4.  </w:t>
+      </w:r>
+      <w:r>
+        <w:rPr>
+          <w:rFonts w:ascii="Arial" w:hAnsi="Arial"/>
+          <w:b/>
+          <w:sz w:val="20"/>
+        </w:rPr>
+        <w:t xml:space="preserve">Pick the export file — </w:t>
+      </w:r>
+      <w:r>
+        <w:rPr>
+          <w:rFonts w:ascii="Arial" w:hAnsi="Arial"/>
+          <w:color w:val="555555"/>
+          <w:sz w:val="20"/>
+        </w:rPr>
+        <w:t>File picker opens at C:\temp\PBIRoleCopy\ — pick the source export file.</w:t>
+      </w:r>
+    </w:p>
+    <w:p>
+      <w:pPr>
+        <w:pStyle w:val="ListParagraph"/>
+      </w:pPr>
+      <w:r>
+        <w:rPr>
+          <w:rFonts w:ascii="Arial" w:hAnsi="Arial"/>
+          <w:b/>
+          <w:color w:val="F36F21"/>
+          <w:sz w:val="20"/>
+        </w:rPr>
+        <w:t xml:space="preserve">5.  </w:t>
+      </w:r>
+      <w:r>
+        <w:rPr>
+          <w:rFonts w:ascii="Arial" w:hAnsi="Arial"/>
+          <w:b/>
+          <w:sz w:val="20"/>
+        </w:rPr>
+        <w:t xml:space="preserve">Review the list — </w:t>
+      </w:r>
+      <w:r>
+        <w:rPr>
+          <w:rFonts w:ascii="Arial" w:hAnsi="Arial"/>
+          <w:color w:val="555555"/>
+          <w:sz w:val="20"/>
+        </w:rPr>
+        <w:t>Each source role is classified against the target (see statuses below).</w:t>
+      </w:r>
+    </w:p>
+    <w:p>
+      <w:pPr>
+        <w:pStyle w:val="ListParagraph"/>
+      </w:pPr>
+      <w:r>
+        <w:rPr>
+          <w:rFonts w:ascii="Arial" w:hAnsi="Arial"/>
+          <w:b/>
+          <w:color w:val="F36F21"/>
+          <w:sz w:val="20"/>
+        </w:rPr>
+        <w:t xml:space="preserve">6.  </w:t>
+      </w:r>
+      <w:r>
+        <w:rPr>
+          <w:rFonts w:ascii="Arial" w:hAnsi="Arial"/>
+          <w:b/>
+          <w:sz w:val="20"/>
+        </w:rPr>
+        <w:t xml:space="preserve">Select roles — </w:t>
+      </w:r>
+      <w:r>
+        <w:rPr>
+          <w:rFonts w:ascii="Arial" w:hAnsi="Arial"/>
+          <w:color w:val="555555"/>
+          <w:sz w:val="20"/>
+        </w:rPr>
+        <w:t>Pre-ticked: roles that have new members to add. Click ● New members to re-select just those. Use the filter box to search.</w:t>
+      </w:r>
+    </w:p>
+    <w:p>
+      <w:pPr>
+        <w:pStyle w:val="ListParagraph"/>
+      </w:pPr>
+      <w:r>
+        <w:rPr>
+          <w:rFonts w:ascii="Arial" w:hAnsi="Arial"/>
+          <w:b/>
+          <w:color w:val="F36F21"/>
+          <w:sz w:val="20"/>
+        </w:rPr>
+        <w:t xml:space="preserve">7.  </w:t>
+      </w:r>
+      <w:r>
+        <w:rPr>
+          <w:rFonts w:ascii="Arial" w:hAnsi="Arial"/>
+          <w:b/>
+          <w:sz w:val="20"/>
+        </w:rPr>
+        <w:t xml:space="preserve">Click Merge Members — </w:t>
+      </w:r>
+      <w:r>
+        <w:rPr>
+          <w:rFonts w:ascii="Arial" w:hAnsi="Arial"/>
+          <w:color w:val="555555"/>
+          <w:sz w:val="20"/>
+        </w:rPr>
+        <w:t>Confirmation dialog shows how many new members will be added → Yes to commit.</w:t>
+      </w:r>
+    </w:p>
+    <w:p>
+      <w:pPr>
+        <w:pStyle w:val="ListParagraph"/>
+      </w:pPr>
+      <w:r>
+        <w:rPr>
+          <w:rFonts w:ascii="Arial" w:hAnsi="Arial"/>
+          <w:b/>
+          <w:color w:val="F36F21"/>
+          <w:sz w:val="20"/>
+        </w:rPr>
+        <w:t xml:space="preserve">8.  </w:t>
+      </w:r>
+      <w:r>
+        <w:rPr>
+          <w:rFonts w:ascii="Arial" w:hAnsi="Arial"/>
+          <w:b/>
+          <w:sz w:val="20"/>
+        </w:rPr>
+        <w:t xml:space="preserve">Review summary — </w:t>
+      </w:r>
+      <w:r>
+        <w:rPr>
+          <w:rFonts w:ascii="Arial" w:hAnsi="Arial"/>
+          <w:color w:val="555555"/>
+          <w:sz w:val="20"/>
+        </w:rPr>
+        <w:t>Shows roles updated, new members added, and a warning list of any roles skipped (not found in target).</w:t>
+      </w:r>
+    </w:p>
+    <w:p>
+      <w:pPr>
+        <w:pStyle w:val="Heading2"/>
+      </w:pPr>
+      <w:r>
+        <w:t>Row statuses</w:t>
+      </w:r>
+    </w:p>
+    <w:p>
+      <w:pPr>
+        <w:pStyle w:val="ListParagraph"/>
+      </w:pPr>
+      <w:r>
+        <w:t>• [+ MERGE] (green) — role exists in target and the source file has members not yet in target. Pre-ticked. Members will be added.</w:t>
+      </w:r>
+    </w:p>
+    <w:p>
+      <w:pPr>
+        <w:pStyle w:val="ListParagraph"/>
+      </w:pPr>
+      <w:r>
+        <w:t>• [IN SYNC] (grey) — role exists in target and all source members are already present. Nothing to do — left un-ticked.</w:t>
+      </w:r>
+    </w:p>
+    <w:p>
+      <w:pPr>
+        <w:pStyle w:val="ListParagraph"/>
+      </w:pPr>
+      <w:r>
+        <w:t>• [MISSING] (red) — role from the source file does not exist in the target model. Locked, cannot be ticked. Listed in the warning summary and saved to a missing_roles text file.</w:t>
+      </w:r>
+    </w:p>
+    <w:p>
+      <w:r>
+        <w:rPr>
+          <w:rFonts w:ascii="Arial" w:hAnsi="Arial"/>
+          <w:sz w:val="21"/>
+        </w:rPr>
+      </w:r>
+    </w:p>
+    <w:p>
+      <w:r>
+        <w:rPr>
+          <w:rFonts w:ascii="Arial" w:hAnsi="Arial"/>
+          <w:sz w:val="21"/>
+        </w:rPr>
+      </w:r>
+      <w:r>
+        <w:rPr>
+          <w:rFonts w:ascii="Arial" w:hAnsi="Arial"/>
+          <w:sz w:val="20"/>
+        </w:rPr>
+        <w:t xml:space="preserve">💡  </w:t>
+      </w:r>
+      <w:r>
+        <w:rPr>
+          <w:rFonts w:ascii="Arial" w:hAnsi="Arial"/>
+          <w:color w:val="5D4037"/>
+          <w:sz w:val="20"/>
+        </w:rPr>
+        <w:t>What is preserved: the target's existing members are kept (merge, not replace), the target's RLS DAX filter expressions are untouched, and the target's ModelPermission level is unchanged. Only members get added.</w:t>
+      </w:r>
+    </w:p>
+    <w:p>
+      <w:pPr>
+        <w:pStyle w:val="Heading1"/>
         <w:pBdr>
           <w:bottom w:val="single" w:sz="8" w:space="6" w:color="F36F21"/>
         </w:pBdr>
@@ -18352,6 +18721,181 @@
     <w:p>
       <w:pPr>
         <w:pStyle w:val="Heading1"/>
+      </w:pPr>
+      <w:r>
+        <w:t>Appendix F — Merge Members Script Notes</w:t>
+      </w:r>
+    </w:p>
+    <w:p>
+      <w:r>
+        <w:rPr>
+          <w:rFonts w:ascii="Arial" w:hAnsi="Arial"/>
+          <w:sz w:val="21"/>
+        </w:rPr>
+        <w:t>Script for the 👥 Merge Members Only custom action. Requires #r "System.Drawing" at the top.</w:t>
+      </w:r>
+    </w:p>
+    <w:p>
+      <w:r>
+        <w:rPr>
+          <w:rFonts w:ascii="Arial" w:hAnsi="Arial"/>
+          <w:sz w:val="21"/>
+        </w:rPr>
+        <w:t>You don't normally need to paste this — use the right-click menu (Part 5). Provided for maintenance.</w:t>
+      </w:r>
+    </w:p>
+    <w:p>
+      <w:r>
+        <w:rPr>
+          <w:rFonts w:ascii="Consolas" w:hAnsi="Consolas"/>
+          <w:color w:val="1A237E"/>
+          <w:sz w:val="20"/>
+        </w:rPr>
+        <w:t>#r "System.Drawing"   // required — adds assembly reference in TE2</w:t>
+      </w:r>
+    </w:p>
+    <w:p>
+      <w:r>
+        <w:rPr>
+          <w:rFonts w:ascii="Consolas" w:hAnsi="Consolas"/>
+          <w:color w:val="1A237E"/>
+          <w:sz w:val="20"/>
+        </w:rPr>
+        <w:t>using System.Drawing; using System.Windows.Forms;</w:t>
+      </w:r>
+    </w:p>
+    <w:p>
+      <w:r>
+        <w:rPr>
+          <w:rFonts w:ascii="Consolas" w:hAnsi="Consolas"/>
+          <w:color w:val="1A237E"/>
+          <w:sz w:val="20"/>
+        </w:rPr>
+      </w:r>
+    </w:p>
+    <w:p>
+      <w:r>
+        <w:rPr>
+          <w:rFonts w:ascii="Consolas" w:hAnsi="Consolas"/>
+          <w:color w:val="1A237E"/>
+          <w:sz w:val="20"/>
+        </w:rPr>
+        <w:t>// 1. File picker → parse source export file</w:t>
+      </w:r>
+    </w:p>
+    <w:p>
+      <w:r>
+        <w:rPr>
+          <w:rFonts w:ascii="Consolas" w:hAnsi="Consolas"/>
+          <w:color w:val="1A237E"/>
+          <w:sz w:val="20"/>
+        </w:rPr>
+        <w:t>// 2. Snapshot target: each role → set of existing memberIds</w:t>
+      </w:r>
+    </w:p>
+    <w:p>
+      <w:r>
+        <w:rPr>
+          <w:rFonts w:ascii="Consolas" w:hAnsi="Consolas"/>
+          <w:color w:val="1A237E"/>
+          <w:sz w:val="20"/>
+        </w:rPr>
+        <w:t>// 3. Classify each source role:</w:t>
+      </w:r>
+    </w:p>
+    <w:p>
+      <w:r>
+        <w:rPr>
+          <w:rFonts w:ascii="Consolas" w:hAnsi="Consolas"/>
+          <w:color w:val="1A237E"/>
+          <w:sz w:val="20"/>
+        </w:rPr>
+        <w:t>//      [+ MERGE]  role in target, source has members not yet there</w:t>
+      </w:r>
+    </w:p>
+    <w:p>
+      <w:r>
+        <w:rPr>
+          <w:rFonts w:ascii="Consolas" w:hAnsi="Consolas"/>
+          <w:color w:val="1A237E"/>
+          <w:sz w:val="20"/>
+        </w:rPr>
+        <w:t>//      [IN SYNC]  role in target, all source members already present</w:t>
+      </w:r>
+    </w:p>
+    <w:p>
+      <w:r>
+        <w:rPr>
+          <w:rFonts w:ascii="Consolas" w:hAnsi="Consolas"/>
+          <w:color w:val="1A237E"/>
+          <w:sz w:val="20"/>
+        </w:rPr>
+        <w:t>//      [MISSING]  role not in target  → skipped + warning list</w:t>
+      </w:r>
+    </w:p>
+    <w:p>
+      <w:r>
+        <w:rPr>
+          <w:rFonts w:ascii="Consolas" w:hAnsi="Consolas"/>
+          <w:color w:val="1A237E"/>
+          <w:sz w:val="20"/>
+        </w:rPr>
+        <w:t>// 4. Owner-drawn CheckedListBox, MISSING rows locked</w:t>
+      </w:r>
+    </w:p>
+    <w:p>
+      <w:r>
+        <w:rPr>
+          <w:rFonts w:ascii="Consolas" w:hAnsi="Consolas"/>
+          <w:color w:val="1A237E"/>
+          <w:sz w:val="20"/>
+        </w:rPr>
+        <w:t>// 5. On merge, per selected role build createOrReplace with:</w:t>
+      </w:r>
+    </w:p>
+    <w:p>
+      <w:r>
+        <w:rPr>
+          <w:rFonts w:ascii="Consolas" w:hAnsi="Consolas"/>
+          <w:color w:val="1A237E"/>
+          <w:sz w:val="20"/>
+        </w:rPr>
+        <w:t>//      - target ModelPermission   (unchanged)</w:t>
+      </w:r>
+    </w:p>
+    <w:p>
+      <w:r>
+        <w:rPr>
+          <w:rFonts w:ascii="Consolas" w:hAnsi="Consolas"/>
+          <w:color w:val="1A237E"/>
+          <w:sz w:val="20"/>
+        </w:rPr>
+        <w:t>//      - target tablePermissions  (RLS DAX preserved)</w:t>
+      </w:r>
+    </w:p>
+    <w:p>
+      <w:r>
+        <w:rPr>
+          <w:rFonts w:ascii="Consolas" w:hAnsi="Consolas"/>
+          <w:color w:val="1A237E"/>
+          <w:sz w:val="20"/>
+        </w:rPr>
+        <w:t>//      - members = target existing + source new (dedup by memberId)</w:t>
+      </w:r>
+    </w:p>
+    <w:p>
+      <w:r>
+        <w:rPr>
+          <w:rFonts w:ascii="Consolas" w:hAnsi="Consolas"/>
+          <w:color w:val="1A237E"/>
+          <w:sz w:val="20"/>
+        </w:rPr>
+        <w:t>// 6. ExecuteCommand · audit.log · missing_roles_&lt;timestamp&gt;.txt</w:t>
+      </w:r>
+    </w:p>
+    <w:p>
+      <w:pPr>
+        <w:pStyle w:val="Heading1"/>
         <w:pBdr>
           <w:bottom w:val="single" w:sz="8" w:space="6" w:color="F36F21"/>
         </w:pBdr>
@@ -19173,6 +19717,37 @@
                 <w:szCs w:val="18"/>
               </w:rPr>
               <w:t>Re-run Import action → pick older file → confirm</w:t>
+            </w:r>
+          </w:p>
+        </w:tc>
+      </w:tr>
+      <w:tr>
+        <w:tc>
+          <w:tcPr>
+            <w:tcW w:type="dxa" w:w="3000"/>
+          </w:tcPr>
+          <w:p>
+            <w:r>
+              <w:rPr>
+                <w:rFonts w:ascii="Arial" w:hAnsi="Arial"/>
+                <w:b/>
+                <w:sz w:val="20"/>
+              </w:rPr>
+              <w:t>Merge members</w:t>
+            </w:r>
+          </w:p>
+        </w:tc>
+        <w:tc>
+          <w:tcPr>
+            <w:tcW w:type="dxa" w:w="6360"/>
+          </w:tcPr>
+          <w:p>
+            <w:r>
+              <w:rPr>
+                <w:rFonts w:ascii="Arial" w:hAnsi="Arial"/>
+                <w:sz w:val="20"/>
+              </w:rPr>
+              <w:t>Right-click → Copy Roles → 👥 Merge Members Only</w:t>
             </w:r>
           </w:p>
         </w:tc>
